--- a/spec/fixtures/temp_theme_roundtrip.docx
+++ b/spec/fixtures/temp_theme_roundtrip.docx
@@ -12,11 +12,186 @@
 </file>
 
 <file path=word/numbering.xml><?xml version="1.0" encoding="utf-8"?>
-<numbering xmlns="http://schemas.openxmlformats.org/wordprocessingml/2006/main"/>
+<numbering xmlns="http://schemas.openxmlformats.org/wordprocessingml/2006/main" xmlns:mc="http://schemas.openxmlformats.org/markup-compatibility/2006"/>
 </file>
 
-<file path=word/styles.xml><?xml version="1.0" encoding="utf-8"?>
-<styles xmlns="http://schemas.openxmlformats.org/wordprocessingml/2006/main"/>
+<file path=word/styles.xml><?xml version="1.0" encoding="UTF-8"?>
+<styles xmlns="http://schemas.openxmlformats.org/wordprocessingml/2006/main" xmlns:mc="http://schemas.openxmlformats.org/markup-compatibility/2006">
+  <style w:type="paragraph" w:styleId="Normal" w:default="1">
+    <name w:val="Normal"/>
+    <qFormat/>
+  </style>
+  <style w:type="character" w:styleId="DefaultParagraphFont" w:default="1">
+    <name w:val="Default Paragraph Font"/>
+  </style>
+  <style w:type="paragraph" w:styleId="Heading1">
+    <name w:val="Heading 1"/>
+    <basedOn w:val="Normal"/>
+    <next w:val="Normal"/>
+    <uiPriority w:val="9"/>
+    <qFormat/>
+    <pPr>
+      <spacing w:before="320" w:after="0"/>
+      <outlineLvl/>
+    </pPr>
+    <rPr>
+      <rFonts/>
+      <sz/>
+      <b/>
+      <color/>
+    </rPr>
+  </style>
+  <style w:type="paragraph" w:styleId="Heading2">
+    <name w:val="Heading 2"/>
+    <basedOn w:val="Normal"/>
+    <next w:val="Normal"/>
+    <uiPriority w:val="10"/>
+    <qFormat/>
+    <pPr>
+      <spacing w:before="400" w:after="0"/>
+      <outlineLvl/>
+    </pPr>
+    <rPr>
+      <rFonts/>
+      <sz/>
+      <b/>
+      <color/>
+    </rPr>
+  </style>
+  <style w:type="paragraph" w:styleId="Heading3">
+    <name w:val="Heading 3"/>
+    <basedOn w:val="Normal"/>
+    <next w:val="Normal"/>
+    <uiPriority w:val="11"/>
+    <qFormat/>
+    <pPr>
+      <spacing w:before="480" w:after="0"/>
+      <outlineLvl/>
+    </pPr>
+    <rPr>
+      <rFonts/>
+      <sz/>
+      <b/>
+      <color/>
+    </rPr>
+  </style>
+  <style w:type="paragraph" w:styleId="Heading4">
+    <name w:val="Heading 4"/>
+    <basedOn w:val="Normal"/>
+    <next w:val="Normal"/>
+    <uiPriority w:val="12"/>
+    <qFormat/>
+    <pPr>
+      <spacing w:before="560" w:after="0"/>
+      <outlineLvl/>
+    </pPr>
+    <rPr>
+      <rFonts/>
+      <sz/>
+      <b/>
+      <color/>
+    </rPr>
+  </style>
+  <style w:type="paragraph" w:styleId="Heading5">
+    <name w:val="Heading 5"/>
+    <basedOn w:val="Normal"/>
+    <next w:val="Normal"/>
+    <uiPriority w:val="13"/>
+    <qFormat/>
+    <pPr>
+      <spacing w:before="640" w:after="0"/>
+      <outlineLvl/>
+    </pPr>
+    <rPr>
+      <rFonts/>
+      <sz/>
+      <b/>
+      <color/>
+    </rPr>
+  </style>
+  <style w:type="paragraph" w:styleId="Heading6">
+    <name w:val="Heading 6"/>
+    <basedOn w:val="Normal"/>
+    <next w:val="Normal"/>
+    <uiPriority w:val="14"/>
+    <qFormat/>
+    <pPr>
+      <spacing w:before="720" w:after="0"/>
+      <outlineLvl/>
+    </pPr>
+    <rPr>
+      <rFonts/>
+      <sz/>
+      <b/>
+      <color/>
+    </rPr>
+  </style>
+  <style w:type="paragraph" w:styleId="Heading7">
+    <name w:val="Heading 7"/>
+    <basedOn w:val="Normal"/>
+    <next w:val="Normal"/>
+    <uiPriority w:val="15"/>
+    <qFormat/>
+    <pPr>
+      <spacing w:before="800" w:after="0"/>
+      <outlineLvl/>
+    </pPr>
+    <rPr>
+      <rFonts/>
+      <sz/>
+      <b/>
+      <color/>
+    </rPr>
+  </style>
+  <style w:type="paragraph" w:styleId="Heading8">
+    <name w:val="Heading 8"/>
+    <basedOn w:val="Normal"/>
+    <next w:val="Normal"/>
+    <uiPriority w:val="16"/>
+    <qFormat/>
+    <pPr>
+      <spacing w:before="880" w:after="0"/>
+      <outlineLvl/>
+    </pPr>
+    <rPr>
+      <rFonts/>
+      <sz/>
+      <b/>
+      <color/>
+    </rPr>
+  </style>
+  <style w:type="paragraph" w:styleId="Heading9">
+    <name w:val="Heading 9"/>
+    <basedOn w:val="Normal"/>
+    <next w:val="Normal"/>
+    <uiPriority w:val="17"/>
+    <qFormat/>
+    <pPr>
+      <spacing w:before="960" w:after="0"/>
+      <outlineLvl/>
+    </pPr>
+    <rPr>
+      <rFonts/>
+      <sz/>
+      <b/>
+      <color/>
+    </rPr>
+  </style>
+  <style w:type="character" w:styleId="Emphasis" w:customStyle="1">
+    <name w:val="Emphasis"/>
+    <rPr>
+      <rFonts/>
+      <i/>
+    </rPr>
+  </style>
+  <style w:type="character" w:styleId="Strong" w:customStyle="1">
+    <name w:val="Strong"/>
+    <rPr>
+      <rFonts/>
+      <b/>
+    </rPr>
+  </style>
+</styles>
 </file>
 
 <file path=word/theme/theme1.xml><?xml version="1.0" encoding="utf-8"?>
